--- a/data/input/contract.docx
+++ b/data/input/contract.docx
@@ -4,18 +4,10 @@
   <w:body>
     <w:p>
       <w:pPr>
-        <w:pStyle w:val="Title"/>
-      </w:pPr>
-      <w:r>
-        <w:t>Contract</w:t>
-      </w:r>
-    </w:p>
-    <w:p>
-      <w:pPr>
         <w:pStyle w:val="Heading1"/>
       </w:pPr>
       <w:r>
-        <w:t>Chapter 1: General Provisions</w:t>
+        <w:t>第二卷 合同条款</w:t>
       </w:r>
     </w:p>
     <w:p>
@@ -23,20 +15,17 @@
         <w:pStyle w:val="Heading2"/>
       </w:pPr>
       <w:r>
-        <w:t>1.1 Scope</w:t>
+        <w:t>第一章 定义</w:t>
       </w:r>
     </w:p>
     <w:p>
       <w:r>
-        <w:t>This contract covers the provision of software development services.</w:t>
+        <w:t>1.1 定义</w:t>
       </w:r>
     </w:p>
     <w:p>
-      <w:pPr>
-        <w:pStyle w:val="Heading1"/>
-      </w:pPr>
       <w:r>
-        <w:t>Chapter 2: Financials</w:t>
+        <w:t>本合同中，下列词语具有以下含义...</w:t>
       </w:r>
     </w:p>
     <w:p>
@@ -44,12 +33,37 @@
         <w:pStyle w:val="Heading2"/>
       </w:pPr>
       <w:r>
-        <w:t>2.1 Total Amount</w:t>
+        <w:t>第二章 合同标的</w:t>
       </w:r>
     </w:p>
     <w:p>
       <w:r>
-        <w:t>The total contract amount is 1,000,000 USD (excluding tax).</w:t>
+        <w:t>2.1 本合同标的为：</w:t>
+      </w:r>
+    </w:p>
+    <w:p>
+      <w:r>
+        <w:t>2.1.1 买方为...</w:t>
+      </w:r>
+    </w:p>
+    <w:p>
+      <w:r>
+        <w:t>2.1.2 卖方保证...</w:t>
+      </w:r>
+    </w:p>
+    <w:p>
+      <w:r>
+        <w:t>2.2 本合同设备的技术规范</w:t>
+      </w:r>
+    </w:p>
+    <w:p>
+      <w:r>
+        <w:t>2.2.1 技术规范应符合附件1...</w:t>
+      </w:r>
+    </w:p>
+    <w:p>
+      <w:r>
+        <w:t>2.2.2 性能指标...</w:t>
       </w:r>
     </w:p>
     <w:p>
@@ -57,46 +71,17 @@
         <w:pStyle w:val="Heading2"/>
       </w:pPr>
       <w:r>
-        <w:t>2.2 Payment</w:t>
+        <w:t>第三章 价格</w:t>
       </w:r>
     </w:p>
     <w:p>
       <w:r>
-        <w:t>Installment 1 is 500,000. Installment 2 is 500,000.</w:t>
-      </w:r>
-    </w:p>
-    <w:p>
-      <w:pPr>
-        <w:pStyle w:val="Heading1"/>
-      </w:pPr>
-      <w:r>
-        <w:t>Chapter 3: Dates</w:t>
-      </w:r>
-    </w:p>
-    <w:p>
-      <w:pPr>
-        <w:pStyle w:val="Heading2"/>
-      </w:pPr>
-      <w:r>
-        <w:t>3.1 Sign Date</w:t>
+        <w:t>3.1 合同总价</w:t>
       </w:r>
     </w:p>
     <w:p>
       <w:r>
-        <w:t>Sign Date: 2023-01-01.</w:t>
-      </w:r>
-    </w:p>
-    <w:p>
-      <w:pPr>
-        <w:pStyle w:val="Heading2"/>
-      </w:pPr>
-      <w:r>
-        <w:t>3.2 Effective Date</w:t>
-      </w:r>
-    </w:p>
-    <w:p>
-      <w:r>
-        <w:t>Effective Date: 2023-01-10.</w:t>
+        <w:t>合同总价为人民币...</w:t>
       </w:r>
     </w:p>
     <w:sectPr>
